--- a/test_data/smlouva27_anon.docx
+++ b/test_data/smlouva27_anon.docx
@@ -58,7 +58,7 @@
         <w:spacing w:before="100" w:after="50"/>
       </w:pPr>
       <w:r>
-        <w:t>Úvěrová komise projednala žádost [[PERSON_2]] ([[BIRTH_ID_1]], pasu č. [[ICO_1]]) o hypoteční úvěr 4 850 000 Kč. Pan [[PERSON_2]] uvedl měsíční příjem 85 400 Kč z pracovního poměru u společnosti TechCorp a.s. Jeho manželka [[PERSON_1]] ([[BIRTH_ID_2]], email: [[EMAIL_1]], [[PHONE_1]]) je spolužadatelkou s příjmem 62 300 Kč. Úvěr č. 2024-HYP-00847 byl schválen s úrokovou sazbou 5,45 % p.a. [[ADDRESS_1]], PSČ 130 00. Účet vedený u pobočky Karlín: [[BANK_1]].</w:t>
+        <w:t>Úvěrová komise projednala žádost [[PERSON_2]] ([[BIRTH_ID_1]], pasu č. [[ICO_1]]) o hypoteční úvěr 4 850 000 Kč. Pan [[PERSON_2]] uvedl měsíční příjem 85 400 Kč z pracovního poměru u společnosti TechCorp a.s. Jeho manželka [[PERSON_1]] ([[BIRTH_ID_2]], email: [[EMAIL_1]], [[PHONE_1]]) je spolužadatelkou s příjmem 62 300 Kč. Úvěr č. 2024-HYP-00847 byl schválen s úrokovou sazbou 5,45 % p.a. [[ADDRESS_1]]. Účet vedený u pobočky Karlín: [[BANK_1]].</w:t>
       </w:r>
     </w:p>
     <w:p>
@@ -83,7 +83,7 @@
         <w:spacing w:before="100" w:after="50"/>
       </w:pPr>
       <w:r>
-        <w:t>Pacientka [[PERSON_6]] ([[BIRTH_ID_5]], pojištěnec ZP [[INSURANCE_ID_1]], [[ADDRESS_3]], [[PHONE_2]]) byla přijata dne [[DATE_2]] na Kliniku psychiatrie s diagnózou F32.2 (těžká depresivní epizoda). V anamnéze [[PERSON_6]] je HIV pozitivita (diagnostikována 2018), hepatitida C a genetické vyšetření prokázalo mutaci BRCA1. Léčba zahrnuje Escitalopram 20mg a antiretrovirovou terapii. Ošetřující lékař MUDr. [[PERSON_5]] ([[ICO_2]], registrace ČLK: 78945) doporučil prodloužení hospitalizace.</w:t>
+        <w:t>Pacientka [[PERSON_6]] ([[BIRTH_ID_5]], pojištěnec ZP[[PHONE_2]], [[ADDRESS_3]], [[PHONE_3]]) byla přijata dne [[DATE_2]] na Kliniku psychiatrie s diagnózou F32.2 (těžká depresivní epizoda). V anamnéze [[PERSON_6]] je HIV pozitivita (diagnostikována 2018), hepatitida C a genetické vyšetření prokázalo mutaci BRCA1. Léčba zahrnuje Escitalopram 20mg a antiretrovirovou terapii. Ošetřující lékař MUDr. [[PERSON_5]] ([[ICO_2]], registrace ČLK: 78945) doporučil prodloužení hospitalizace.</w:t>
       </w:r>
     </w:p>
     <w:p>
@@ -108,7 +108,7 @@
         <w:spacing w:before="100" w:after="50"/>
       </w:pPr>
       <w:r>
-        <w:t>Obžalovaný [[PERSON_11]] ([[BIRTH_ID_9]], [[ID_CARD_2]], [[ADDRESS_5]], [[PHONE_3]]) je stíhán pro trestný čin podvodu dle § 209 tr. zákoníku. [[PERSON_11]] je kladeno za vinu, že v období 2022-2024 neoprávněně čerpal peněžní prostředky ze společnosti M-Invest s.r.o., [[ICO_3]]. Jednající soudkyně JUDr. [[PERSON_9]] nařídila vazbu. Jako svědek byl vyslechnut [[PERSON_10]] ([[BIRTH_ID_10]]), který potvrdil finanční transakce.</w:t>
+        <w:t>Obžalovaný [[PERSON_11]] ([[BIRTH_ID_9]], [[ID_CARD_2]], [[ADDRESS_5]], [[PHONE_4]]) je stíhán pro trestný čin podvodu dle § 209 tr. zákoníku. [[PERSON_11]] je kladeno za vinu, že v období 2022-2024 neoprávněně čerpal peněžní prostředky ze společnosti M-Invest s.r.o., [[ICO_3]]. Jednající soudkyně JUDr. [[PERSON_9]] nařídila vazbu. Jako svědek byl vyslechnut [[PERSON_10]] ([[BIRTH_ID_10]]), který potvrdil finanční transakce.</w:t>
       </w:r>
     </w:p>
     <w:p>
@@ -116,7 +116,7 @@
         <w:spacing w:before="50" w:after="50"/>
       </w:pPr>
       <w:r>
-        <w:t>Ve věci rozvodu manželství žalobkyně [[PERSON_15]] ([[BIRTH_ID_11]], bytem Hlavní 84, České Budějovice 370 01) proti žalovanému [[PERSON_14]] ([[BIRTH_ID_12]]) bylo rozhodnuto o svěření dětí [[PERSON_13]] ([[BIRTH_ID_13]]) a [[PERSON_12]] ([[BIRTH_ID_14]]) do péče matky. Výživné bylo stanoveno na 6 500 Kč měsíčně na každé dítě.</w:t>
+        <w:t>Ve věci rozvodu manželství žalobkyně [[PERSON_15]] ([[BIRTH_ID_11]], [[ADDRESS_6]]) proti žalovanému [[PERSON_14]] ([[BIRTH_ID_12]]) bylo rozhodnuto o svěření dětí [[PERSON_13]] ([[BIRTH_ID_13]]) a [[PERSON_12]] ([[BIRTH_ID_14]]) do péče matky. Výživné bylo stanoveno na 6 500 Kč měsíčně na každé dítě.</w:t>
       </w:r>
     </w:p>
     <w:p>
@@ -133,7 +133,7 @@
         <w:spacing w:before="100" w:after="50"/>
       </w:pPr>
       <w:r>
-        <w:t>Zaměstnankyně [[PERSON_17]] ([[BIRTH_ID_15]], osobní číslo: 2024-PE-0458, [[ADDRESS_6]], email: [[EMAIL_2]]) nastoupila na rodičovskou dovolenou. [[PERSON_17]] přísluší mateřská ve výši 18 750 Kč měsíčně. Její manžel [[PERSON_16]] ([[BIRTH_ID_16]], IBAN: [[IBAN_1]]) požádal o otcovskou dovolenou v délce 7 týdnů.</w:t>
+        <w:t>Zaměstnankyně [[PERSON_17]] ([[BIRTH_ID_15]], osobní číslo: 2024-PE-0458, [[ADDRESS_7]], email: [[EMAIL_2]]) nastoupila na rodičovskou dovolenou. [[PERSON_17]] přísluší mateřská ve výši 18 750 Kč měsíčně. Její manžel [[PERSON_16]] ([[BIRTH_ID_16]], IBAN: [[IBAN_1]]) požádal o otcovskou dovolenou v délce 7 týdnů.</w:t>
       </w:r>
     </w:p>
     <w:p>
@@ -141,7 +141,7 @@
         <w:spacing w:before="50" w:after="50"/>
       </w:pPr>
       <w:r>
-        <w:t>Zaměstnanec [[PERSON_19]] ([[BIRTH_ID_17]], osobní číslo: 2019-TE-0247, [[ADDRESS_7]]) byl propuštěn z důvodu porušení pracovních povinností. [[PERSON_19]] bylo vyplaceno odstupné 124 800 Kč na [[BANK_3]]. Jeho kázeňské provinění bylo zaznamenáno personalistkou [[PERSON_18]] ([[BIRTH_ID_18]]).</w:t>
+        <w:t>Zaměstnanec [[PERSON_19]] ([[BIRTH_ID_17]], osobní číslo: 2019-TE-0247, [[ADDRESS_8]]) byl propuštěn z důvodu porušení pracovních povinností. [[PERSON_19]] bylo vyplaceno odstupné 124 800 Kč na [[BANK_3]]. Jeho kázeňské provinění bylo zaznamenáno personalistkou [[PERSON_18]] ([[BIRTH_ID_18]]).</w:t>
       </w:r>
     </w:p>
     <w:p>
@@ -158,7 +158,7 @@
         <w:spacing w:before="100" w:after="50"/>
       </w:pPr>
       <w:r>
-        <w:t>Kupující [[PERSON_21]] ([[BIRTH_ID_19]], ŘP č. [[ID_CARD_3]], [[ADDRESS_8]], [[PHONE_4]]) uzavřel kupní smlouvu o převodu bytu 3+1 o výměře 78 m² na adrese Pražská 156/89, Jihlava 586 01, LV č. 4521. Kupní cena činí 3 450 000 Kč. Prodávající [[PERSON_20]] ([[BIRTH_ID_20]], [[BANK_4]]) získala prostředky na účet dne [[DATE_3]].</w:t>
+        <w:t>Kupující [[PERSON_21]] ([[BIRTH_ID_19]], ŘP č. [[ID_CARD_3]], [[ADDRESS_9]], [[PHONE_5]]) uzavřel kupní smlouvu o převodu bytu 3+1 o výměře 78 m² [[ADDRESS_10]], LV č. 4521. Kupní cena činí 3 450 000 Kč. Prodávající [[PERSON_20]] ([[BIRTH_ID_20]], [[BANK_4]]) získala prostředky na účet dne [[DATE_3]].</w:t>
       </w:r>
     </w:p>
     <w:p>
@@ -166,7 +166,7 @@
         <w:spacing w:before="50" w:after="50"/>
       </w:pPr>
       <w:r>
-        <w:t>Stavebník [[PERSON_24]] ([[BIRTH_ID_21]], IČO podnikatele: [[ICO_4]], [[ADDRESS_9]]) požádal o stavební povolení na pozemku parc. č. 847/12, k.ú. Malenovice. Investor [[PERSON_23]] ([[ICO_5]], DIČ: [[DIC_1]]) poskytl úvěr 2 100 000 Kč s ručením [[PERSON_22]] ([[BIRTH_ID_22]]).</w:t>
+        <w:t>Stavebník [[PERSON_24]] ([[BIRTH_ID_21]], IČO podnikatele: [[ICO_4]], [[ADDRESS_11]]) požádal o stavební povolení na pozemku parc. č. 847/12, k.ú. Malenovice. Investor [[PERSON_23]] ([[ICO_5]], DIČ: [[DIC_1]]) poskytl úvěr 2 100 000 Kč s ručením [[PERSON_22]] ([[BIRTH_ID_22]]).</w:t>
       </w:r>
     </w:p>
     <w:p>
@@ -183,7 +183,7 @@
         <w:spacing w:before="100" w:after="50"/>
       </w:pPr>
       <w:r>
-        <w:t>Dlužník [[PERSON_26]] ([[BIRTH_ID_23]], [[ADDRESS_10]]) má evidováno 7 exekucí v celkové výši 478 920 Kč. Věřitelem je společnost Quick Credit a.s., [[ICO_6]]. Exekutor JUDr. [[PERSON_25]] (soudní exekutor v obvodu Okresního soudu v Táboře, registrace 124/98) zahájil exekuci prodejem movitých věcí. [[PERSON_26]] byl zabaven automobil Škoda Octavia, [[LICENSE_PLATE_1]].</w:t>
+        <w:t>Dlužník [[PERSON_26]] ([[BIRTH_ID_23]], [[ADDRESS_12]]) má evidováno 7 exekucí v celkové výši 478 920 Kč. Věřitelem je společnost Quick Credit a.s., [[ICO_6]]. Exekutor JUDr. [[PERSON_25]] (soudní exekutor v obvodu Okresního soudu v Táboře, registrace 124/98) zahájil exekuci prodejem movitých věcí. [[PERSON_26]] byl zabaven automobil Škoda Octavia, [[LICENSE_PLATE_1]].</w:t>
       </w:r>
     </w:p>
     <w:p>
@@ -191,7 +191,7 @@
         <w:spacing w:before="50" w:after="50"/>
       </w:pPr>
       <w:r>
-        <w:t>Odsouzený [[PERSON_28]] ([[BIRTH_ID_24]], ID vězně: 2024-VAZ-1247) si odpykává trest odnětí svobody ve výši 5 let ve Věznici Plzeň. [[PERSON_28]] byl uložen trest za trestný čin loupeže dle § 173 tr. zákoníku. Jeho obhájcem je JUDr. [[PERSON_27]] (advokátní kancelář [[PERSON_27]] &amp; Partners, [[ICO_7]]).</w:t>
+        <w:t>Odsouzený [[PERSON_28]] ([[BIRTH_ID_24]], ID vězně: 2024-VAZ-1247) si odpykává trest odnětí svobody ve výši 5 let ve Věznici [[ADDRESS_13]]. [[PERSON_28]] byl uložen trest za trestný čin loupeže dle § 173 tr. zákoníku. Jeho obhájcem je JUDr. [[PERSON_27]] (advokátní kancelář [[PERSON_27]] &amp; Partners, [[ICO_7]]).</w:t>
       </w:r>
     </w:p>
     <w:p>
@@ -208,7 +208,7 @@
         <w:spacing w:before="100" w:after="50"/>
       </w:pPr>
       <w:r>
-        <w:t>Žákyně [[PERSON_30]] ([[BIRTH_ID_25]], [[ADDRESS_11]]) byla přijata na Gymnázium Kladno s podmínkou doložení zdravotní dokumentace. Její zákonný zástupce [[PERSON_29]] ([[BIRTH_ID_26]], email: [[EMAIL_3]], [[PHONE_5]]) souhlasila se zpracováním osobních údajů. [[PERSON_30]] bylo přiznáno sociální stipendium 3 000 Kč měsíčně.</w:t>
+        <w:t>Žákyně [[PERSON_30]] ([[BIRTH_ID_25]], [[ADDRESS_14]]) byla přijata na Gymnázium Kladno s podmínkou doložení zdravotní dokumentace. Její zákonný zástupce [[PERSON_29]] ([[BIRTH_ID_26]], email: [[EMAIL_3]], [[PHONE_6]]) souhlasila se zpracováním osobních údajů. [[PERSON_30]] bylo přiznáno sociální stipendium 3 000 Kč měsíčně.</w:t>
       </w:r>
     </w:p>
     <w:p>
@@ -216,7 +216,7 @@
         <w:spacing w:before="50" w:after="50"/>
       </w:pPr>
       <w:r>
-        <w:t>Rodině [[PERSON_33]] ([[BIRTH_ID_27]], [[ADDRESS_12]], Frýdek-Místek 738 01) byl přiznán příspěvek na bydlení ve výši 4 800 Kč měsíčně. Jeho dcera [[PERSON_32]] ([[BIRTH_ID_28]]) má zdravotní postižení a nárok na příspěvek na péči II. stupně. Sociální pracovnicí je [[PERSON_31]] (ID: SP-2024-0789).</w:t>
+        <w:t>Rodině [[PERSON_33]] ([[BIRTH_ID_27]], [[ADDRESS_15]]) byl přiznán příspěvek na bydlení ve výši 4 800 Kč měsíčně. Jeho dcera [[PERSON_32]] ([[BIRTH_ID_28]]) má zdravotní postižení a nárok na příspěvek na péči II. stupně. Sociální pracovnicí je [[PERSON_31]] (ID: SP-2024-0789).</w:t>
       </w:r>
     </w:p>
     <w:p>
@@ -396,9 +396,7 @@
             </w:tcBorders>
           </w:tcPr>
           <w:p>
-            <w:r>
-              <w:t>[[PERSON_47]]</w:t>
-            </w:r>
+            <w:r/>
           </w:p>
         </w:tc>
         <w:tc>
@@ -446,9 +444,7 @@
             </w:tcBorders>
           </w:tcPr>
           <w:p>
-            <w:r>
-              <w:t>[[PERSON_48]]</w:t>
-            </w:r>
+            <w:r/>
           </w:p>
         </w:tc>
         <w:tc>
@@ -546,9 +542,7 @@
             </w:tcBorders>
           </w:tcPr>
           <w:p>
-            <w:r>
-              <w:t>[[PERSON_50]]</w:t>
-            </w:r>
+            <w:r/>
           </w:p>
         </w:tc>
         <w:tc>
@@ -596,9 +590,7 @@
             </w:tcBorders>
           </w:tcPr>
           <w:p>
-            <w:r>
-              <w:t>[[PERSON_51]]</w:t>
-            </w:r>
+            <w:r/>
           </w:p>
         </w:tc>
         <w:tc>
@@ -646,9 +638,7 @@
             </w:tcBorders>
           </w:tcPr>
           <w:p>
-            <w:r>
-              <w:t>[[PERSON_52]]</w:t>
-            </w:r>
+            <w:r/>
           </w:p>
         </w:tc>
         <w:tc>
@@ -696,9 +686,7 @@
             </w:tcBorders>
           </w:tcPr>
           <w:p>
-            <w:r>
-              <w:t>[[PERSON_53]]</w:t>
-            </w:r>
+            <w:r/>
           </w:p>
         </w:tc>
         <w:tc>
@@ -746,9 +734,7 @@
             </w:tcBorders>
           </w:tcPr>
           <w:p>
-            <w:r>
-              <w:t>[[PERSON_54]]</w:t>
-            </w:r>
+            <w:r/>
           </w:p>
         </w:tc>
         <w:tc>
@@ -796,9 +782,7 @@
             </w:tcBorders>
           </w:tcPr>
           <w:p>
-            <w:r>
-              <w:t>[[PERSON_55]]</w:t>
-            </w:r>
+            <w:r/>
           </w:p>
         </w:tc>
         <w:tc>
@@ -893,7 +877,7 @@
         <w:spacing w:before="30" w:after="30"/>
       </w:pPr>
       <w:r>
-        <w:t>• [[PERSON_40]] ([[BIRTH_ID_35]], [[PHONE_6]]) - poškozený při dopravní nehodě, náhrada škody 485 000 Kč</w:t>
+        <w:t>• [[PERSON_40]] ([[BIRTH_ID_35]], [[PHONE_7]]) - poškozený při dopravní nehodě, náhrada škody 485 000 Kč</w:t>
       </w:r>
     </w:p>
     <w:p>

--- a/test_data/smlouva27_anon.docx
+++ b/test_data/smlouva27_anon.docx
@@ -58,7 +58,7 @@
         <w:spacing w:before="100" w:after="50"/>
       </w:pPr>
       <w:r>
-        <w:t>Úvěrová komise projednala žádost [[PERSON_2]] ([[BIRTH_ID_1]], pasu č. [[ICO_1]]) o hypoteční úvěr 4 850 000 Kč. Pan [[PERSON_2]] uvedl měsíční příjem 85 400 Kč z pracovního poměru u společnosti TechCorp a.s. Jeho manželka [[PERSON_1]] ([[BIRTH_ID_2]], email: [[EMAIL_1]], [[PHONE_1]]) je spolužadatelkou s příjmem 62 300 Kč. Úvěr č. 2024-HYP-00847 byl schválen s úrokovou sazbou 5,45 % p.a. [[ADDRESS_1]]. Účet vedený u pobočky Karlín: [[BANK_1]].</w:t>
+        <w:t>Úvěrová komise projednala žádost [[PERSON_2]] ([[BIRTH_ID_1]], pasu č. [[ICO_1]]) o hypoteční úvěr 4 850 000 Kč. Pan [[PERSON_2]] uvedl měsíční příjem 85 400 Kč z pracovního poměru u společnosti TechCorp a.s. Jeho manželka [[PERSON_1]] ([[BIRTH_ID_2]], email: [[EMAIL_1]], [[PHONE_1]]) je spolužadatelkou s příjmem 62 300 Kč. Úvěr č. 2024-HYP-00847 byl schválen s úrokovou sazbou 5,45 % p.a. na zajištění nemovitosti [[ADDRESS_1]]. Účet vedený u pobočky Karlín: [[BANK_1]].</w:t>
       </w:r>
     </w:p>
     <w:p>
@@ -191,7 +191,7 @@
         <w:spacing w:before="50" w:after="50"/>
       </w:pPr>
       <w:r>
-        <w:t>Odsouzený [[PERSON_28]] ([[BIRTH_ID_24]], ID vězně: 2024-VAZ-1247) si odpykává trest odnětí svobody ve výši 5 let ve Věznici [[ADDRESS_13]]. [[PERSON_28]] byl uložen trest za trestný čin loupeže dle § 173 tr. zákoníku. Jeho obhájcem je JUDr. [[PERSON_27]] (advokátní kancelář [[PERSON_27]] &amp; Partners, [[ICO_7]]).</w:t>
+        <w:t>Odsouzený [[PERSON_28]] ([[BIRTH_ID_24]], ID vězně: 2024-VAZ-1247) si odpykává trest odnětí svobody ve výši 5 let ve Věznici Plzeň. [[PERSON_28]] byl uložen trest za trestný čin loupeže dle § 173 tr. zákoníku. Jeho obhájcem je JUDr. [[PERSON_27]] (advokátní kancelář [[PERSON_27]] &amp; Partners, [[ICO_7]]).</w:t>
       </w:r>
     </w:p>
     <w:p>
@@ -208,7 +208,7 @@
         <w:spacing w:before="100" w:after="50"/>
       </w:pPr>
       <w:r>
-        <w:t>Žákyně [[PERSON_30]] ([[BIRTH_ID_25]], [[ADDRESS_14]]) byla přijata na Gymnázium Kladno s podmínkou doložení zdravotní dokumentace. Její zákonný zástupce [[PERSON_29]] ([[BIRTH_ID_26]], email: [[EMAIL_3]], [[PHONE_6]]) souhlasila se zpracováním osobních údajů. [[PERSON_30]] bylo přiznáno sociální stipendium 3 000 Kč měsíčně.</w:t>
+        <w:t>Žákyně [[PERSON_30]] ([[BIRTH_ID_25]], [[ADDRESS_13]]) byla přijata na Gymnázium Kladno s podmínkou doložení zdravotní dokumentace. Její zákonný zástupce [[PERSON_29]] ([[BIRTH_ID_26]], email: [[EMAIL_3]], [[PHONE_6]]) souhlasila se zpracováním osobních údajů. [[PERSON_30]] bylo přiznáno sociální stipendium 3 000 Kč měsíčně.</w:t>
       </w:r>
     </w:p>
     <w:p>
@@ -216,7 +216,7 @@
         <w:spacing w:before="50" w:after="50"/>
       </w:pPr>
       <w:r>
-        <w:t>Rodině [[PERSON_33]] ([[BIRTH_ID_27]], [[ADDRESS_15]]) byl přiznán příspěvek na bydlení ve výši 4 800 Kč měsíčně. Jeho dcera [[PERSON_32]] ([[BIRTH_ID_28]]) má zdravotní postižení a nárok na příspěvek na péči II. stupně. Sociální pracovnicí je [[PERSON_31]] (ID: SP-2024-0789).</w:t>
+        <w:t>Rodině [[PERSON_33]] ([[BIRTH_ID_27]], [[ADDRESS_14]]) byl přiznán příspěvek na bydlení ve výši 4 800 Kč měsíčně. Jeho dcera [[PERSON_32]] ([[BIRTH_ID_28]]) má zdravotní postižení a nárok na příspěvek na péči II. stupně. Sociální pracovnicí je [[PERSON_31]] (ID: SP-2024-0789).</w:t>
       </w:r>
     </w:p>
     <w:p>
@@ -396,7 +396,9 @@
             </w:tcBorders>
           </w:tcPr>
           <w:p>
-            <w:r/>
+            <w:r>
+              <w:t>[[PERSON_47]]</w:t>
+            </w:r>
           </w:p>
         </w:tc>
         <w:tc>
@@ -444,7 +446,9 @@
             </w:tcBorders>
           </w:tcPr>
           <w:p>
-            <w:r/>
+            <w:r>
+              <w:t>[[PERSON_48]]</w:t>
+            </w:r>
           </w:p>
         </w:tc>
         <w:tc>
@@ -542,7 +546,9 @@
             </w:tcBorders>
           </w:tcPr>
           <w:p>
-            <w:r/>
+            <w:r>
+              <w:t>[[PERSON_50]]</w:t>
+            </w:r>
           </w:p>
         </w:tc>
         <w:tc>
@@ -590,7 +596,9 @@
             </w:tcBorders>
           </w:tcPr>
           <w:p>
-            <w:r/>
+            <w:r>
+              <w:t>[[PERSON_51]]</w:t>
+            </w:r>
           </w:p>
         </w:tc>
         <w:tc>
@@ -638,7 +646,9 @@
             </w:tcBorders>
           </w:tcPr>
           <w:p>
-            <w:r/>
+            <w:r>
+              <w:t>[[PERSON_52]]</w:t>
+            </w:r>
           </w:p>
         </w:tc>
         <w:tc>
@@ -686,7 +696,9 @@
             </w:tcBorders>
           </w:tcPr>
           <w:p>
-            <w:r/>
+            <w:r>
+              <w:t>[[PERSON_53]]</w:t>
+            </w:r>
           </w:p>
         </w:tc>
         <w:tc>
@@ -734,7 +746,9 @@
             </w:tcBorders>
           </w:tcPr>
           <w:p>
-            <w:r/>
+            <w:r>
+              <w:t>[[PERSON_54]]</w:t>
+            </w:r>
           </w:p>
         </w:tc>
         <w:tc>
@@ -782,7 +796,9 @@
             </w:tcBorders>
           </w:tcPr>
           <w:p>
-            <w:r/>
+            <w:r>
+              <w:t>[[PERSON_55]]</w:t>
+            </w:r>
           </w:p>
         </w:tc>
         <w:tc>
@@ -1057,6 +1073,12 @@
       </w:r>
     </w:p>
     <w:sectPr>
+      <w:headerReference w:type="default" r:id="rId7"/>
+      <w:footerReference w:type="default" r:id="rId8"/>
+      <w:headerReference w:type="first" r:id="rId9"/>
+      <w:footerReference w:type="first" r:id="rId10"/>
+      <w:headerReference w:type="even" r:id="rId11"/>
+      <w:footerReference w:type="even" r:id="rId12"/>
       <w:pgSz w:w="11906" w:h="16838" w:orient="portrait"/>
       <w:pgMar w:top="1440" w:right="1440" w:bottom="1440" w:left="1440" w:header="708" w:footer="708" w:gutter="0"/>
       <w:pgNumType/>
@@ -1070,6 +1092,36 @@
 <w:comments xmlns:cx="http://schemas.microsoft.com/office/drawing/2014/chartex" xmlns:cx1="http://schemas.microsoft.com/office/drawing/2015/9/8/chartex" xmlns:cx2="http://schemas.microsoft.com/office/drawing/2015/10/21/chartex" xmlns:cx3="http://schemas.microsoft.com/office/drawing/2016/5/9/chartex" xmlns:cx4="http://schemas.microsoft.com/office/drawing/2016/5/10/chartex" xmlns:cx5="http://schemas.microsoft.com/office/drawing/2016/5/11/chartex" xmlns:cx6="http://schemas.microsoft.com/office/drawing/2016/5/12/chartex" xmlns:cx7="http://schemas.microsoft.com/office/drawing/2016/5/13/chartex" xmlns:cx8="http://schemas.microsoft.com/office/drawing/2016/5/14/chartex" xmlns:mc="http://schemas.openxmlformats.org/markup-compatibility/2006" xmlns:aink="http://schemas.microsoft.com/office/drawing/2016/ink" xmlns:am3d="http://schemas.microsoft.com/office/drawing/2017/model3d" xmlns:o="urn:schemas-microsoft-com:office:office" xmlns:r="http://schemas.openxmlformats.org/officeDocument/2006/relationships" xmlns:m="http://schemas.openxmlformats.org/officeDocument/2006/math" xmlns:v="urn:schemas-microsoft-com:vml" xmlns:wp14="http://schemas.microsoft.com/office/word/2010/wordprocessingDrawing" xmlns:wp="http://schemas.openxmlformats.org/drawingml/2006/wordprocessingDrawing" xmlns:w10="urn:schemas-microsoft-com:office:word" xmlns:w="http://schemas.openxmlformats.org/wordprocessingml/2006/main" xmlns:w14="http://schemas.microsoft.com/office/word/2010/wordml" xmlns:w15="http://schemas.microsoft.com/office/word/2012/wordml" xmlns:w16cex="http://schemas.microsoft.com/office/word/2018/wordml/cex" xmlns:w16cid="http://schemas.microsoft.com/office/word/2016/wordml/cid" xmlns:w16="http://schemas.microsoft.com/office/word/2018/wordml" xmlns:w16sdtdh="http://schemas.microsoft.com/office/word/2020/wordml/sdtdatahash" xmlns:w16se="http://schemas.microsoft.com/office/word/2015/wordml/symex" xmlns:wpg="http://schemas.microsoft.com/office/word/2010/wordprocessingGroup" xmlns:wpi="http://schemas.microsoft.com/office/word/2010/wordprocessingInk" xmlns:wne="http://schemas.microsoft.com/office/word/2006/wordml" xmlns:wps="http://schemas.microsoft.com/office/word/2010/wordprocessingShape"/>
 </file>
 
+<file path=word/footer1.xml><?xml version="1.0" encoding="utf-8"?>
+<w:ftr xmlns:m="http://schemas.openxmlformats.org/officeDocument/2006/math" xmlns:mc="http://schemas.openxmlformats.org/markup-compatibility/2006" xmlns:mo="http://schemas.microsoft.com/office/mac/office/2008/main" xmlns:mv="urn:schemas-microsoft-com:mac:vml" xmlns:o="urn:schemas-microsoft-com:office:office" xmlns:r="http://schemas.openxmlformats.org/officeDocument/2006/relationships" xmlns:v="urn:schemas-microsoft-com:vml" xmlns:w10="urn:schemas-microsoft-com:office:word" xmlns:w14="http://schemas.microsoft.com/office/word/2010/wordml" xmlns:w="http://schemas.openxmlformats.org/wordprocessingml/2006/main" xmlns:wne="http://schemas.microsoft.com/office/word/2006/wordml" xmlns:wp14="http://schemas.microsoft.com/office/word/2010/wordprocessingDrawing" xmlns:wp="http://schemas.openxmlformats.org/drawingml/2006/wordprocessingDrawing" xmlns:wpc="http://schemas.microsoft.com/office/word/2010/wordprocessingCanvas" xmlns:wpg="http://schemas.microsoft.com/office/word/2010/wordprocessingGroup" xmlns:wpi="http://schemas.microsoft.com/office/word/2010/wordprocessingInk" xmlns:wps="http://schemas.microsoft.com/office/word/2010/wordprocessingShape" mc:Ignorable="w14 wp14">
+  <w:p>
+    <w:pPr>
+      <w:pStyle w:val="Footer"/>
+    </w:pPr>
+  </w:p>
+</w:ftr>
+</file>
+
+<file path=word/footer2.xml><?xml version="1.0" encoding="utf-8"?>
+<w:ftr xmlns:m="http://schemas.openxmlformats.org/officeDocument/2006/math" xmlns:mc="http://schemas.openxmlformats.org/markup-compatibility/2006" xmlns:mo="http://schemas.microsoft.com/office/mac/office/2008/main" xmlns:mv="urn:schemas-microsoft-com:mac:vml" xmlns:o="urn:schemas-microsoft-com:office:office" xmlns:r="http://schemas.openxmlformats.org/officeDocument/2006/relationships" xmlns:v="urn:schemas-microsoft-com:vml" xmlns:w10="urn:schemas-microsoft-com:office:word" xmlns:w14="http://schemas.microsoft.com/office/word/2010/wordml" xmlns:w="http://schemas.openxmlformats.org/wordprocessingml/2006/main" xmlns:wne="http://schemas.microsoft.com/office/word/2006/wordml" xmlns:wp14="http://schemas.microsoft.com/office/word/2010/wordprocessingDrawing" xmlns:wp="http://schemas.openxmlformats.org/drawingml/2006/wordprocessingDrawing" xmlns:wpc="http://schemas.microsoft.com/office/word/2010/wordprocessingCanvas" xmlns:wpg="http://schemas.microsoft.com/office/word/2010/wordprocessingGroup" xmlns:wpi="http://schemas.microsoft.com/office/word/2010/wordprocessingInk" xmlns:wps="http://schemas.microsoft.com/office/word/2010/wordprocessingShape" mc:Ignorable="w14 wp14">
+  <w:p>
+    <w:pPr>
+      <w:pStyle w:val="Footer"/>
+    </w:pPr>
+  </w:p>
+</w:ftr>
+</file>
+
+<file path=word/footer3.xml><?xml version="1.0" encoding="utf-8"?>
+<w:ftr xmlns:m="http://schemas.openxmlformats.org/officeDocument/2006/math" xmlns:mc="http://schemas.openxmlformats.org/markup-compatibility/2006" xmlns:mo="http://schemas.microsoft.com/office/mac/office/2008/main" xmlns:mv="urn:schemas-microsoft-com:mac:vml" xmlns:o="urn:schemas-microsoft-com:office:office" xmlns:r="http://schemas.openxmlformats.org/officeDocument/2006/relationships" xmlns:v="urn:schemas-microsoft-com:vml" xmlns:w10="urn:schemas-microsoft-com:office:word" xmlns:w14="http://schemas.microsoft.com/office/word/2010/wordml" xmlns:w="http://schemas.openxmlformats.org/wordprocessingml/2006/main" xmlns:wne="http://schemas.microsoft.com/office/word/2006/wordml" xmlns:wp14="http://schemas.microsoft.com/office/word/2010/wordprocessingDrawing" xmlns:wp="http://schemas.openxmlformats.org/drawingml/2006/wordprocessingDrawing" xmlns:wpc="http://schemas.microsoft.com/office/word/2010/wordprocessingCanvas" xmlns:wpg="http://schemas.microsoft.com/office/word/2010/wordprocessingGroup" xmlns:wpi="http://schemas.microsoft.com/office/word/2010/wordprocessingInk" xmlns:wps="http://schemas.microsoft.com/office/word/2010/wordprocessingShape" mc:Ignorable="w14 wp14">
+  <w:p>
+    <w:pPr>
+      <w:pStyle w:val="Footer"/>
+    </w:pPr>
+  </w:p>
+</w:ftr>
+</file>
+
 <file path=word/footnotes.xml><?xml version="1.0" encoding="utf-8"?>
 <w:footnotes xmlns:wpc="http://schemas.microsoft.com/office/word/2010/wordprocessingCanvas" xmlns:mc="http://schemas.openxmlformats.org/markup-compatibility/2006" xmlns:o="urn:schemas-microsoft-com:office:office" xmlns:r="http://schemas.openxmlformats.org/officeDocument/2006/relationships" xmlns:m="http://schemas.openxmlformats.org/officeDocument/2006/math" xmlns:v="urn:schemas-microsoft-com:vml" xmlns:wp14="http://schemas.microsoft.com/office/word/2010/wordprocessingDrawing" xmlns:wp="http://schemas.openxmlformats.org/drawingml/2006/wordprocessingDrawing" xmlns:w10="urn:schemas-microsoft-com:office:word" xmlns:w="http://schemas.openxmlformats.org/wordprocessingml/2006/main" xmlns:w14="http://schemas.microsoft.com/office/word/2010/wordml" xmlns:w15="http://schemas.microsoft.com/office/word/2012/wordml" xmlns:wpg="http://schemas.microsoft.com/office/word/2010/wordprocessingGroup" xmlns:wpi="http://schemas.microsoft.com/office/word/2010/wordprocessingInk" xmlns:wne="http://schemas.microsoft.com/office/word/2006/wordml" xmlns:wps="http://schemas.microsoft.com/office/word/2010/wordprocessingShape" mc:Ignorable="w14 w15 wp14">
   <w:footnote w:type="separator" w:id="-1">
@@ -1105,6 +1157,36 @@
     </w:p>
   </w:footnote>
 </w:footnotes>
+</file>
+
+<file path=word/header1.xml><?xml version="1.0" encoding="utf-8"?>
+<w:hdr xmlns:m="http://schemas.openxmlformats.org/officeDocument/2006/math" xmlns:mc="http://schemas.openxmlformats.org/markup-compatibility/2006" xmlns:mo="http://schemas.microsoft.com/office/mac/office/2008/main" xmlns:mv="urn:schemas-microsoft-com:mac:vml" xmlns:o="urn:schemas-microsoft-com:office:office" xmlns:r="http://schemas.openxmlformats.org/officeDocument/2006/relationships" xmlns:v="urn:schemas-microsoft-com:vml" xmlns:w10="urn:schemas-microsoft-com:office:word" xmlns:w14="http://schemas.microsoft.com/office/word/2010/wordml" xmlns:w="http://schemas.openxmlformats.org/wordprocessingml/2006/main" xmlns:wne="http://schemas.microsoft.com/office/word/2006/wordml" xmlns:wp14="http://schemas.microsoft.com/office/word/2010/wordprocessingDrawing" xmlns:wp="http://schemas.openxmlformats.org/drawingml/2006/wordprocessingDrawing" xmlns:wpc="http://schemas.microsoft.com/office/word/2010/wordprocessingCanvas" xmlns:wpg="http://schemas.microsoft.com/office/word/2010/wordprocessingGroup" xmlns:wpi="http://schemas.microsoft.com/office/word/2010/wordprocessingInk" xmlns:wps="http://schemas.microsoft.com/office/word/2010/wordprocessingShape" mc:Ignorable="w14 wp14">
+  <w:p>
+    <w:pPr>
+      <w:pStyle w:val="Header"/>
+    </w:pPr>
+  </w:p>
+</w:hdr>
+</file>
+
+<file path=word/header2.xml><?xml version="1.0" encoding="utf-8"?>
+<w:hdr xmlns:m="http://schemas.openxmlformats.org/officeDocument/2006/math" xmlns:mc="http://schemas.openxmlformats.org/markup-compatibility/2006" xmlns:mo="http://schemas.microsoft.com/office/mac/office/2008/main" xmlns:mv="urn:schemas-microsoft-com:mac:vml" xmlns:o="urn:schemas-microsoft-com:office:office" xmlns:r="http://schemas.openxmlformats.org/officeDocument/2006/relationships" xmlns:v="urn:schemas-microsoft-com:vml" xmlns:w10="urn:schemas-microsoft-com:office:word" xmlns:w14="http://schemas.microsoft.com/office/word/2010/wordml" xmlns:w="http://schemas.openxmlformats.org/wordprocessingml/2006/main" xmlns:wne="http://schemas.microsoft.com/office/word/2006/wordml" xmlns:wp14="http://schemas.microsoft.com/office/word/2010/wordprocessingDrawing" xmlns:wp="http://schemas.openxmlformats.org/drawingml/2006/wordprocessingDrawing" xmlns:wpc="http://schemas.microsoft.com/office/word/2010/wordprocessingCanvas" xmlns:wpg="http://schemas.microsoft.com/office/word/2010/wordprocessingGroup" xmlns:wpi="http://schemas.microsoft.com/office/word/2010/wordprocessingInk" xmlns:wps="http://schemas.microsoft.com/office/word/2010/wordprocessingShape" mc:Ignorable="w14 wp14">
+  <w:p>
+    <w:pPr>
+      <w:pStyle w:val="Header"/>
+    </w:pPr>
+  </w:p>
+</w:hdr>
+</file>
+
+<file path=word/header3.xml><?xml version="1.0" encoding="utf-8"?>
+<w:hdr xmlns:m="http://schemas.openxmlformats.org/officeDocument/2006/math" xmlns:mc="http://schemas.openxmlformats.org/markup-compatibility/2006" xmlns:mo="http://schemas.microsoft.com/office/mac/office/2008/main" xmlns:mv="urn:schemas-microsoft-com:mac:vml" xmlns:o="urn:schemas-microsoft-com:office:office" xmlns:r="http://schemas.openxmlformats.org/officeDocument/2006/relationships" xmlns:v="urn:schemas-microsoft-com:vml" xmlns:w10="urn:schemas-microsoft-com:office:word" xmlns:w14="http://schemas.microsoft.com/office/word/2010/wordml" xmlns:w="http://schemas.openxmlformats.org/wordprocessingml/2006/main" xmlns:wne="http://schemas.microsoft.com/office/word/2006/wordml" xmlns:wp14="http://schemas.microsoft.com/office/word/2010/wordprocessingDrawing" xmlns:wp="http://schemas.openxmlformats.org/drawingml/2006/wordprocessingDrawing" xmlns:wpc="http://schemas.microsoft.com/office/word/2010/wordprocessingCanvas" xmlns:wpg="http://schemas.microsoft.com/office/word/2010/wordprocessingGroup" xmlns:wpi="http://schemas.microsoft.com/office/word/2010/wordprocessingInk" xmlns:wps="http://schemas.microsoft.com/office/word/2010/wordprocessingShape" mc:Ignorable="w14 wp14">
+  <w:p>
+    <w:pPr>
+      <w:pStyle w:val="Header"/>
+    </w:pPr>
+  </w:p>
+</w:hdr>
 </file>
 
 <file path=word/numbering.xml><?xml version="1.0" encoding="utf-8"?>
